--- a/data/cvs/cv_21_Carbmee__Senior__Product_Manager__all_genders___.docx
+++ b/data/cvs/cv_21_Carbmee__Senior__Product_Manager__all_genders___.docx
@@ -86,7 +86,7 @@
         <w:rPr>
           <w:sz w:val="20"/>
         </w:rPr>
-        <w:t>Full Stack Developer and AI engineer with a diverse toolkit spanning Python, React, Node.js, PostgreSQL, Pandas, and more. I've built full-stack applications for enterprise clients, from Python backends and REST APIs to React frontends. Currently, I'm at Copy Cat Group, where I'm integrating SAP APIs with internal systems, designing system architecture, and building AI-powered tender scraping pipelines. Previously, I've worked across the AI data lifecycle, from annotation and evaluation to model alignment and quality assurance.</w:t>
+        <w:t>Full Stack Developer and AI engineer with a focus on building intelligent, data-driven systems. I bring expertise in Python, JavaScript, and React, with a strong foundation in backend development and data analysis. Currently, I'm leading AI-powered projects at Copy Cat Group, including an SAP API integration and an innovative tender scraping pipeline, while also contributing to system design and product strategy.</w:t>
       </w:r>
     </w:p>
     <w:p>
@@ -119,7 +119,7 @@
         <w:rPr>
           <w:sz w:val="20"/>
         </w:rPr>
-        <w:t>Python, JavaScript, SQL, Bash, HTML, CSS</w:t>
+        <w:t>Python, JavaScript, SQL, PHP, Kotlin, Bash, HTML, CSS</w:t>
       </w:r>
     </w:p>
     <w:p>
@@ -191,7 +191,7 @@
         <w:rPr>
           <w:sz w:val="20"/>
         </w:rPr>
-        <w:t>Prompt Engineering, LLM Evaluation, Data Annotation, Dataset Structuring</w:t>
+        <w:t>Gemini API, Groq API, Prompt Engineering, LLM Evaluation, Data Annotation, Dataset Structuring</w:t>
       </w:r>
     </w:p>
     <w:p>
@@ -245,7 +245,7 @@
         <w:rPr>
           <w:sz w:val="20"/>
         </w:rPr>
-        <w:t>Product Management, Software Development, B2B SaaS, Enterprise Software, Product Strategy, Process Mining, Automation, Data Analysis, Product Roadmap, Product Launch, Technical Feasibility, User Experience (UX), Engineering Collaboration, Product Analytics</w:t>
+        <w:t>SaaS, B2B, ERP, Product Management, Product Roadmap, Product Analytics, Customer Success, Product Design, Market Research, Stakeholder Management, UX Design, Computer Science</w:t>
       </w:r>
     </w:p>
     <w:p>
@@ -263,7 +263,7 @@
         <w:rPr>
           <w:sz w:val="20"/>
         </w:rPr>
-        <w:t>Customer Feedback, Market Research, Stakeholder Management, Communication, Computer Science, Data Science, Agile, Product Design, Customer Success, Data-Driven Decision Making, UX Design, Enterprise Workflows, Process Efficiency, Scalable Product Solutions</w:t>
+        <w:t>Data Science, Agile, Data-driven Decision Making, Process Mining, Automation, Enterprise Software, Business Process Improvement, Technical Communication, Product Launch, Product Delivery, Metrics, Enterprise Workflows, Operations</w:t>
       </w:r>
     </w:p>
     <w:p>
@@ -313,7 +313,7 @@
         <w:rPr>
           <w:sz w:val="20"/>
         </w:rPr>
-        <w:t>Integrating SAP APIs with an internal Credit Control System to automate processes for OA and IT business units.</w:t>
+        <w:t>Leading the integration of SAP APIs with an internal Credit Control System, automating processes for OA and IT teams.</w:t>
       </w:r>
     </w:p>
     <w:p>
@@ -325,7 +325,7 @@
         <w:rPr>
           <w:sz w:val="20"/>
         </w:rPr>
-        <w:t>Designing and documenting system architecture, including Application, Data, Integration, and Security layers.</w:t>
+        <w:t>Designing and developing an AI-powered tender scraping pipeline to revolutionise procurement processes.</w:t>
       </w:r>
     </w:p>
     <w:p>
@@ -337,7 +337,7 @@
         <w:rPr>
           <w:sz w:val="20"/>
         </w:rPr>
-        <w:t>Building an AI-powered tender scraping pipeline to automate tender discovery and processing.</w:t>
+        <w:t>Authoring comprehensive system design documents and business requirements documents to guide product strategy.</w:t>
       </w:r>
     </w:p>
     <w:p>
@@ -372,7 +372,7 @@
         <w:rPr>
           <w:sz w:val="20"/>
         </w:rPr>
-        <w:t>Generating difference-based captions for multimodal datasets to train AI models.</w:t>
+        <w:t>Train AI models by generating accurate difference-based captions for multimodal datasets</w:t>
       </w:r>
     </w:p>
     <w:p>
@@ -384,7 +384,19 @@
         <w:rPr>
           <w:sz w:val="20"/>
         </w:rPr>
-        <w:t>Performing categorisation, bounding, and validation to improve model accuracy.</w:t>
+        <w:t>Perform categorisation, bounding, consistency checks, and image-level validation to improve multimodal model accuracy</w:t>
+      </w:r>
+    </w:p>
+    <w:p>
+      <w:pPr>
+        <w:pStyle w:val="ListBullet"/>
+        <w:spacing w:before="0" w:after="20"/>
+      </w:pPr>
+      <w:r>
+        <w:rPr>
+          <w:sz w:val="20"/>
+        </w:rPr>
+        <w:t>Contribute high-quality annotated outputs that directly feed into production AI model training pipelines</w:t>
       </w:r>
     </w:p>
     <w:p>
@@ -478,7 +490,7 @@
         <w:rPr>
           <w:sz w:val="20"/>
         </w:rPr>
-        <w:t>Annotating and evaluating datasets for health and agriculture AI systems.</w:t>
+        <w:t>Annotated and evaluated datasets for health and agriculture AI systems</w:t>
       </w:r>
     </w:p>
     <w:p>
@@ -490,7 +502,19 @@
         <w:rPr>
           <w:sz w:val="20"/>
         </w:rPr>
-        <w:t>Ensuring annotation quality and consistency across multilingual and multimodal data.</w:t>
+        <w:t>Performed intent detection, slot tagging, utterance verification, and structured dataset creation</w:t>
+      </w:r>
+    </w:p>
+    <w:p>
+      <w:pPr>
+        <w:pStyle w:val="ListBullet"/>
+        <w:spacing w:before="0" w:after="20"/>
+      </w:pPr>
+      <w:r>
+        <w:rPr>
+          <w:sz w:val="20"/>
+        </w:rPr>
+        <w:t>Ensured annotation quality and consistency across multilingual and multimodal training data</w:t>
       </w:r>
     </w:p>
     <w:p>
@@ -525,7 +549,31 @@
         <w:rPr>
           <w:sz w:val="20"/>
         </w:rPr>
-        <w:t>Evaluating AI-generated content and providing structured feedback for model improvement.</w:t>
+        <w:t>Evaluated AI-generated content and contributed structured feedback to improve model accuracy</w:t>
+      </w:r>
+    </w:p>
+    <w:p>
+      <w:pPr>
+        <w:pStyle w:val="ListBullet"/>
+        <w:spacing w:before="0" w:after="20"/>
+      </w:pPr>
+      <w:r>
+        <w:rPr>
+          <w:sz w:val="20"/>
+        </w:rPr>
+        <w:t>Assessed natural language response quality across diverse prompt categories</w:t>
+      </w:r>
+    </w:p>
+    <w:p>
+      <w:pPr>
+        <w:pStyle w:val="ListBullet"/>
+        <w:spacing w:before="0" w:after="20"/>
+      </w:pPr>
+      <w:r>
+        <w:rPr>
+          <w:sz w:val="20"/>
+        </w:rPr>
+        <w:t>Contributed to model alignment and quality assurance pipelines</w:t>
       </w:r>
     </w:p>
     <w:p>
